--- a/c10/FILM-Excel-10-Masurare.docx
+++ b/c10/FILM-Excel-10-Masurare.docx
@@ -12,7 +12,7 @@
           <w:color w:val="1F2A44"/>
           <w:sz w:val="32"/>
         </w:rPr>
-        <w:t>FILM · C10 MĂSURI</w:t>
+        <w:t>FILM · C10 DEFINIREA MĂSURILOR</w:t>
       </w:r>
     </w:p>
     <w:p>
@@ -392,7 +392,7 @@
     </w:p>
     <w:p>
       <w:r>
-        <w:t>Construcția 10 MĂSURI preia modelul de la construcția precedentă. C09 a legat tabelele prin chei: avem un model interogabil care răspunde la întrebări. Acum nu mai întrebăm dacă poate răspunde, ci cât: și transformăm răspunsul într-o măsură.</w:t>
+        <w:t>Construcția 10 DEFINIREA MĂSURILOR preia modelul de la construcția precedentă. C09 a legat tabelele prin chei: avem un model interogabil care răspunde la întrebări. Acum nu mai întrebăm dacă poate răspunde, ci cât: și transformăm răspunsul într-o măsură.</w:t>
       </w:r>
     </w:p>
     <w:p>
